--- a/public/temas/ejercicio-1/ESQUEMA TEMA 14.docx
+++ b/public/temas/ejercicio-1/ESQUEMA TEMA 14.docx
@@ -282,7 +282,7 @@
           <w:b/>
           <w:sz w:val="22"/>
         </w:rPr>
-        <w:t>RD 559/2010</w:t>
+        <w:t>Real Decreto 559/2010</w:t>
       </w:r>
       <w:r>
         <w:rPr>
@@ -304,7 +304,7 @@
           <w:b/>
           <w:sz w:val="22"/>
         </w:rPr>
-        <w:t>RD 1072/2015</w:t>
+        <w:t>Real Decreto 1072/2015</w:t>
       </w:r>
       <w:r>
         <w:rPr>
@@ -326,7 +326,7 @@
           <w:b/>
           <w:sz w:val="22"/>
         </w:rPr>
-        <w:t>RD 1468/1988</w:t>
+        <w:t>Real Decreto 1468/1988</w:t>
       </w:r>
       <w:r>
         <w:rPr>
@@ -348,7 +348,7 @@
           <w:b/>
           <w:sz w:val="22"/>
         </w:rPr>
-        <w:t>RD 1406/1989</w:t>
+        <w:t>Real Decreto 1406/1989</w:t>
       </w:r>
       <w:r>
         <w:rPr>
@@ -370,7 +370,7 @@
           <w:b/>
           <w:sz w:val="22"/>
         </w:rPr>
-        <w:t>RD 330/2008</w:t>
+        <w:t>Real Decreto 330/2008</w:t>
       </w:r>
       <w:r>
         <w:rPr>
@@ -435,7 +435,7 @@
           <w:b/>
           <w:sz w:val="22"/>
         </w:rPr>
-        <w:t>RD 993/2022</w:t>
+        <w:t>Real Decreto 993/2022</w:t>
       </w:r>
       <w:r>
         <w:rPr>
@@ -538,7 +538,7 @@
           <w:rFonts w:ascii="Cambria" w:hAnsi="Cambria" w:cs="Cambria" w:eastAsia="Cambria"/>
           <w:sz w:val="22"/>
         </w:rPr>
-        <w:t>: aplicable desde 13-12-2024, deroga la Directiva 2001/95/CE. Safety Gate sustituye a RAPEX</w:t>
+        <w:t>: aplicable desde 13 de diciembre de 2024, deroga la Directiva 2001/95/CE. Safety Gate sustituye a RAPEX</w:t>
       </w:r>
     </w:p>
     <w:p>
@@ -968,7 +968,7 @@
           <w:rFonts w:ascii="Cambria" w:hAnsi="Cambria" w:cs="Cambria" w:eastAsia="Cambria"/>
           <w:sz w:val="22"/>
         </w:rPr>
-        <w:t>, crea la CNMC (RD 657/2013, Estatuto)</w:t>
+        <w:t>, crea la CNMC (Real Decreto 657/2013, Estatuto)</w:t>
       </w:r>
     </w:p>
     <w:p>
@@ -1802,7 +1802,7 @@
           <w:b/>
           <w:sz w:val="22"/>
         </w:rPr>
-        <w:t>RD 2020/1997</w:t>
+        <w:t>Real Decreto 2020/1997</w:t>
       </w:r>
       <w:r>
         <w:rPr>
@@ -2433,7 +2433,7 @@
           <w:b/>
           <w:sz w:val="22"/>
         </w:rPr>
-        <w:t>RD 863/1985</w:t>
+        <w:t>Real Decreto 863/1985</w:t>
       </w:r>
       <w:r>
         <w:rPr>
